--- a/MANUAIS/Manual de Uso - Organizacao Claudio Secretario.docx
+++ b/MANUAIS/Manual de Uso - Organizacao Claudio Secretario.docx
@@ -205,13 +205,7 @@
         <w:spacing w:after="160"/>
       </w:pPr>
       <w:r>
-        <w:t>Solte os arquivos soltos ali,</w:t>
-      </w:r>
-      <w:r>
-        <w:t xml:space="preserve"> de preferência</w:t>
-      </w:r>
-      <w:r>
-        <w:t xml:space="preserve"> sem criar subpasta nova e sem colocar dentro de nenhuma outra pasta. No dia seguinte (ou na próxima vez que a rotina rodar), eles já vão ter sido organizados.</w:t>
+        <w:t xml:space="preserve">Solte os arquivos soltos ali, de preferência sem criar subpasta nova e sem colocar dentro de nenhuma outra pasta. No dia seguinte (ou na próxima vez que a rotina rodar), eles já vão ter sido organizados.</w:t>
       </w:r>
     </w:p>
     <w:p>
@@ -232,13 +226,7 @@
         <w:spacing w:after="160"/>
       </w:pPr>
       <w:r>
-        <w:t>Depois que a rotina roda</w:t>
-      </w:r>
-      <w:r>
-        <w:t xml:space="preserve"> e enviado um e-mail de conclusão (com o relatório), mais caso queira</w:t>
-      </w:r>
-      <w:r>
-        <w:t xml:space="preserve"> confira a pasta do cliente em 2026 ou a pasta de entrada:</w:t>
+        <w:t xml:space="preserve">Depois que a rotina roda e enviado um e-mail de conclusão (com o relatório), mais caso queira confira a pasta do cliente em 2026 ou a pasta de entrada:</w:t>
       </w:r>
     </w:p>
     <w:tbl>
@@ -474,7 +462,7 @@
         <w:spacing w:after="80"/>
       </w:pPr>
       <w:r>
-        <w:t>Folha de pagamento e documentos societários.</w:t>
+        <w:t>Folha de pagamento e a maioria dos documentos societários (Imposto de Renda Pessoa Física dos sócios já é organizado automaticamente desde 31/08/2026 — o resto ainda não).</w:t>
       </w:r>
     </w:p>
     <w:p>
@@ -562,13 +550,7 @@
         <w:spacing w:after="120"/>
       </w:pPr>
       <w:r>
-        <w:t xml:space="preserve">R: Pode ser um tipo de documento que ainda não tem regra pronta (veja a seção 4), ou </w:t>
-      </w:r>
-      <w:r>
-        <w:t>a rotina pode não ter sido executada</w:t>
-      </w:r>
-      <w:r>
-        <w:t xml:space="preserve">. </w:t>
+        <w:t xml:space="preserve">R: Pode ser um tipo de documento que ainda não tem regra pronta (veja a seção 4), ou a rotina pode não ter sido executada. </w:t>
       </w:r>
     </w:p>
     <w:p>
@@ -588,13 +570,7 @@
         <w:spacing w:after="120"/>
       </w:pPr>
       <w:r>
-        <w:t>R: Provavelmente foi pra pasta “NÃO IDENTIFICADOS”. Se não estiver lá também, chame Gustavo</w:t>
-      </w:r>
-      <w:r>
-        <w:t>, para que ele faça a verificação do relatório dos arquivos</w:t>
-      </w:r>
-      <w:r>
-        <w:t>.</w:t>
+        <w:t>R: Provavelmente foi pra pasta “NÃO IDENTIFICADOS”. Se não estiver lá também, chame Gustavo, para que ele faça a verificação do relatório dos arquivos.</w:t>
       </w:r>
     </w:p>
     <w:p>
